--- a/guj/docx/50.content.docx
+++ b/guj/docx/50.content.docx
@@ -834,18 +834,12 @@
         </w:rPr>
         <w:t>વિરોધાભાસ એક સત્ય નિવેદન છે જે કોઈ એક અસંભવ બાબતનો ઉલ્લેખ કરતું હોય છે. ૨૧ મી કલમમાં રહેલ આ નિવેદન વિરોધાભાસી છે: “મરવું લાભ છે.” કલમ ૨૩માં પાઉલ આ નિવેદન કેમ સત્ય છે તેનો ખુલાસો કરે છે. (</w:t>
       </w:r>
-      <w:hyperlink r:id="rId13">
-        <w:r>
-          <w:rPr>
-            <w:lang w:val="gu_IN" w:bidi="gu_IN"/>
-          </w:rPr>
-          <w:rPr>
-            <w:color w:val="0000EE"/>
-            <w:u w:val="single"/>
-          </w:rPr>
-          <w:t>ફિલીપ્પી ૧:૨૧</w:t>
-        </w:r>
-      </w:hyperlink>
+      <w:r>
+        <w:rPr>
+          <w:lang w:val="gu_IN" w:bidi="gu_IN"/>
+        </w:rPr>
+        <w:t>ફિલીપ્પી ૧:૨૧</w:t>
+      </w:r>
       <w:r>
         <w:rPr>
           <w:lang w:val="gu_IN" w:bidi="gu_IN"/>
@@ -1096,18 +1090,12 @@
         </w:rPr>
         <w:t xml:space="preserve"> શબ્દ ફિલીપ્પીનાં ખ્રિસ્તીઓનો ઉલ્લેખ કરે છે અને પાઉલે લખેલ મૂળ ભાષામાં તે બહુવચનનું રૂપ છે. એક વિકલ્પને છોડીને, આ સમગ્ર પત્રમાં, “તમે” અને “તમને” શબ્દો બહુવચનનાં છે અને તેઓ ફિલીપ્પીનાં ખ્રિસ્તીઓનો ઉલ્લેખ કરે છે. એક વ્યક્તિનો ઉલ્લેખ કરવા માટે અને એકથી વધારે વ્યક્તિઓનો ઉલ્લેખ કરવા માટે જો તમારી ભાષા “તમે” અને “તમને” માટેનાં બીજા કોઈ રૂપોનો ઉપયોગ કરતા હોય તો [૪:૩] (../04/03.md)નાં શબ્દો સિવાય આ પત્રમાં આવતા આ પ્રસંગમાં અને અન્ય તમામ પ્રસંગોએ “તમે” અને “તમને” માટે તમારી ભાષામાં બહુવચનનો ઉપયોગ કરવું યથાયોગ્ય ગણાશે. </w:t>
       </w:r>
-      <w:hyperlink r:id="rId14">
-        <w:r>
-          <w:rPr>
-            <w:lang w:val="gu_IN" w:bidi="gu_IN"/>
-          </w:rPr>
-          <w:rPr>
-            <w:color w:val="0000EE"/>
-            <w:u w:val="single"/>
-          </w:rPr>
-          <w:t>૪:૩</w:t>
-        </w:r>
-      </w:hyperlink>
+      <w:r>
+        <w:rPr>
+          <w:lang w:val="gu_IN" w:bidi="gu_IN"/>
+        </w:rPr>
+        <w:t>૪:૩</w:t>
+      </w:r>
       <w:r>
         <w:rPr>
           <w:lang w:val="gu_IN" w:bidi="gu_IN"/>
@@ -1508,18 +1496,12 @@
         </w:rPr>
         <w:t xml:space="preserve"> માટેનાં શબ્દનો અનુવાદ કઈ રીતે કર્યો છે તેને તપાસો. આ પત્રમાં, “તમે” અને “તમને” શબ્દો બહુવચનનાં છે અને તેઓ ફિલીપ્પીનાં ખ્રિસ્તીઓનો ઉલ્લેખ કરે છે, પરંતુ </w:t>
       </w:r>
-      <w:hyperlink r:id="rId14">
-        <w:r>
-          <w:rPr>
-            <w:lang w:val="gu_IN" w:bidi="gu_IN"/>
-          </w:rPr>
-          <w:rPr>
-            <w:color w:val="0000EE"/>
-            <w:u w:val="single"/>
-          </w:rPr>
-          <w:t>૪:૩</w:t>
-        </w:r>
-      </w:hyperlink>
+      <w:r>
+        <w:rPr>
+          <w:lang w:val="gu_IN" w:bidi="gu_IN"/>
+        </w:rPr>
+        <w:t>૪:૩</w:t>
+      </w:r>
       <w:r>
         <w:rPr>
           <w:lang w:val="gu_IN" w:bidi="gu_IN"/>
@@ -1720,18 +1702,12 @@
         </w:rPr>
         <w:t xml:space="preserve"> શબ્દ બહુવચનમાં છે અને ફિલીપ્પીઓનાં ખ્રિસ્તીઓનો તે ઉલ્લેખ કરે છે. આ પત્રમાં, એક વિકલ્પને છોડીને, “તમે” અને “તમને” શબ્દો હંમેશા બહુવચનનાં છે અને તેઓ ફિલીપ્પીઓનાં ખ્રિસ્તીઓને લાગુ પડે છે. એક વ્યક્તિનો ઉલ્લેખ કરવા માટે અને એકથી વધારે વ્યક્તિઓનો ઉલ્લેખ કરવા માટે જો તમારી ભાષા “તમે” અને “તમને” માટેનાં બીજા કોઈ રૂપોનો ઉપયોગ કરતા હોય તો [૪:૩] (../04/03.md)નાં શબ્દો સિવાય આ પત્રમાં આવતા આ પ્રસંગમાં અને અન્ય તમામ પ્રસંગોએ “તમે” અને “તમને” માટે તમારી ભાષામાં બહુવચનનો ઉપયોગ કરવું યથાયોગ્ય ગણાશે. </w:t>
       </w:r>
-      <w:hyperlink r:id="rId14">
-        <w:r>
-          <w:rPr>
-            <w:lang w:val="gu_IN" w:bidi="gu_IN"/>
-          </w:rPr>
-          <w:rPr>
-            <w:color w:val="0000EE"/>
-            <w:u w:val="single"/>
-          </w:rPr>
-          <w:t>૪:૩</w:t>
-        </w:r>
-      </w:hyperlink>
+      <w:r>
+        <w:rPr>
+          <w:lang w:val="gu_IN" w:bidi="gu_IN"/>
+        </w:rPr>
+        <w:t>૪:૩</w:t>
+      </w:r>
       <w:r>
         <w:rPr>
           <w:lang w:val="gu_IN" w:bidi="gu_IN"/>
@@ -1841,18 +1817,12 @@
         </w:rPr>
         <w:t xml:space="preserve"> શબ્દસમૂહ સુવાર્તાનો ફેલાવો કરવા માટે વિવિધ પ્રકારે પાઉલની સાથે સામેલ થનાર ફિલીપ્પીઓની ભાગીદારીનો ઉલ્લેખ કરે છે. તેમાં તેઓએ પાઉલને માટે જે દાન મોકલ્યા તેનો પણ સમાવેશ થાય છે. (જુઓ </w:t>
       </w:r>
-      <w:hyperlink r:id="rId15">
-        <w:r>
-          <w:rPr>
-            <w:lang w:val="gu_IN" w:bidi="gu_IN"/>
-          </w:rPr>
-          <w:rPr>
-            <w:color w:val="0000EE"/>
-            <w:u w:val="single"/>
-          </w:rPr>
-          <w:t>૪:૧૫–૧૮</w:t>
-        </w:r>
-      </w:hyperlink>
+      <w:r>
+        <w:rPr>
+          <w:lang w:val="gu_IN" w:bidi="gu_IN"/>
+        </w:rPr>
+        <w:t>૪:૧૫–૧૮</w:t>
+      </w:r>
       <w:r>
         <w:rPr>
           <w:lang w:val="gu_IN" w:bidi="gu_IN"/>
@@ -5328,18 +5298,12 @@
         </w:rPr>
         <w:t xml:space="preserve">પાછલી કલમ </w:t>
       </w:r>
-      <w:hyperlink r:id="rId16">
-        <w:r>
-          <w:rPr>
-            <w:lang w:val="gu_IN" w:bidi="gu_IN"/>
-          </w:rPr>
-          <w:rPr>
-            <w:color w:val="0000EE"/>
-            <w:u w:val="single"/>
-          </w:rPr>
-          <w:t>૧:૧૨</w:t>
-        </w:r>
-      </w:hyperlink>
+      <w:r>
+        <w:rPr>
+          <w:lang w:val="gu_IN" w:bidi="gu_IN"/>
+        </w:rPr>
+        <w:t>૧:૧૨</w:t>
+      </w:r>
       <w:r>
         <w:rPr>
           <w:lang w:val="gu_IN" w:bidi="gu_IN"/>
@@ -9383,18 +9347,12 @@
         </w:rPr>
         <w:t>શબ્દસમૂહ વ્યક્તિ ધરતી પર તેના શરીરમાં નિવાસ કરે તેનાં અર્થમાં છે.</w:t>
       </w:r>
-      <w:hyperlink r:id="rId17">
-        <w:r>
-          <w:rPr>
-            <w:lang w:val="gu_IN" w:bidi="gu_IN"/>
-          </w:rPr>
-          <w:rPr>
-            <w:color w:val="0000EE"/>
-            <w:u w:val="single"/>
-          </w:rPr>
-          <w:t>૧:૨૨</w:t>
-        </w:r>
-      </w:hyperlink>
+      <w:r>
+        <w:rPr>
+          <w:lang w:val="gu_IN" w:bidi="gu_IN"/>
+        </w:rPr>
+        <w:t>૧:૨૨</w:t>
+      </w:r>
       <w:r>
         <w:rPr>
           <w:lang w:val="gu_IN" w:bidi="gu_IN"/>
@@ -9699,18 +9657,12 @@
         </w:rPr>
         <w:t xml:space="preserve">શબ્દ પાછલાં </w:t>
       </w:r>
-      <w:hyperlink r:id="rId18">
-        <w:r>
-          <w:rPr>
-            <w:lang w:val="gu_IN" w:bidi="gu_IN"/>
-          </w:rPr>
-          <w:rPr>
-            <w:color w:val="0000EE"/>
-            <w:u w:val="single"/>
-          </w:rPr>
-          <w:t>૧:૨૪</w:t>
-        </w:r>
-      </w:hyperlink>
+      <w:r>
+        <w:rPr>
+          <w:lang w:val="gu_IN" w:bidi="gu_IN"/>
+        </w:rPr>
+        <w:t>૧:૨૪</w:t>
+      </w:r>
       <w:r>
         <w:rPr>
           <w:lang w:val="gu_IN" w:bidi="gu_IN"/>
@@ -9923,18 +9875,12 @@
         </w:rPr>
         <w:t xml:space="preserve">શબ્દ ખ્રિસ્ત સાથે રહેવા માટે મરણ પામીને ધરતીને છોડવાની બાબતથી વિપરીત ધરતી પર વ્યક્તિના શરીરમાં જીવતા રહેવાનો ઉલ્લેખ કરે છે. </w:t>
       </w:r>
-      <w:hyperlink r:id="rId18">
-        <w:r>
-          <w:rPr>
-            <w:lang w:val="gu_IN" w:bidi="gu_IN"/>
-          </w:rPr>
-          <w:rPr>
-            <w:color w:val="0000EE"/>
-            <w:u w:val="single"/>
-          </w:rPr>
-          <w:t>૧:૨૪</w:t>
-        </w:r>
-      </w:hyperlink>
+      <w:r>
+        <w:rPr>
+          <w:lang w:val="gu_IN" w:bidi="gu_IN"/>
+        </w:rPr>
+        <w:t>૧:૨૪</w:t>
+      </w:r>
       <w:r>
         <w:rPr>
           <w:lang w:val="gu_IN" w:bidi="gu_IN"/>
@@ -16164,18 +16110,12 @@
         </w:rPr>
         <w:t xml:space="preserve">શબ્દ </w:t>
       </w:r>
-      <w:hyperlink r:id="rId19">
-        <w:r>
-          <w:rPr>
-            <w:lang w:val="gu_IN" w:bidi="gu_IN"/>
-          </w:rPr>
-          <w:rPr>
-            <w:color w:val="0000EE"/>
-            <w:u w:val="single"/>
-          </w:rPr>
-          <w:t>૨:૬</w:t>
-        </w:r>
-      </w:hyperlink>
+      <w:r>
+        <w:rPr>
+          <w:lang w:val="gu_IN" w:bidi="gu_IN"/>
+        </w:rPr>
+        <w:t>૨:૬</w:t>
+      </w:r>
       <w:r>
         <w:rPr>
           <w:lang w:val="gu_IN" w:bidi="gu_IN"/>
@@ -21718,18 +21658,12 @@
         </w:rPr>
         <w:t xml:space="preserve"> શબ્દસમૂહ </w:t>
       </w:r>
-      <w:hyperlink r:id="rId20">
-        <w:r>
-          <w:rPr>
-            <w:lang w:val="gu_IN" w:bidi="gu_IN"/>
-          </w:rPr>
-          <w:rPr>
-            <w:color w:val="0000EE"/>
-            <w:u w:val="single"/>
-          </w:rPr>
-          <w:t>૨:૧૬</w:t>
-        </w:r>
-      </w:hyperlink>
+      <w:r>
+        <w:rPr>
+          <w:lang w:val="gu_IN" w:bidi="gu_IN"/>
+        </w:rPr>
+        <w:t>૨:૧૬</w:t>
+      </w:r>
       <w:r>
         <w:rPr>
           <w:lang w:val="gu_IN" w:bidi="gu_IN"/>
@@ -22327,18 +22261,12 @@
         </w:rPr>
         <w:t xml:space="preserve">**હું આનંદ કરું છું અને તમારી સર્વની સાથે આનંદ કરું છું” શબ્દસમૂહ ફિલીપ્પીનાં વિશ્વાસીઓનાં બદલામાં તેણે કરેલ પરિશ્રમ અને દુઃખ પ્રત્યેના તેના વલણનો પાઉલનો સારાંશ છે, જેને તે </w:t>
       </w:r>
-      <w:hyperlink r:id="rId20">
-        <w:r>
-          <w:rPr>
-            <w:lang w:val="gu_IN" w:bidi="gu_IN"/>
-          </w:rPr>
-          <w:rPr>
-            <w:color w:val="0000EE"/>
-            <w:u w:val="single"/>
-          </w:rPr>
-          <w:t>૨:૧૬</w:t>
-        </w:r>
-      </w:hyperlink>
+      <w:r>
+        <w:rPr>
+          <w:lang w:val="gu_IN" w:bidi="gu_IN"/>
+        </w:rPr>
+        <w:t>૨:૧૬</w:t>
+      </w:r>
       <w:r>
         <w:rPr>
           <w:lang w:val="gu_IN" w:bidi="gu_IN"/>
@@ -22430,18 +22358,12 @@
         </w:rPr>
         <w:t xml:space="preserve">શબ્દસમૂહ અગાઉની કલમ </w:t>
       </w:r>
-      <w:hyperlink r:id="rId21">
-        <w:r>
-          <w:rPr>
-            <w:lang w:val="gu_IN" w:bidi="gu_IN"/>
-          </w:rPr>
-          <w:rPr>
-            <w:color w:val="0000EE"/>
-            <w:u w:val="single"/>
-          </w:rPr>
-          <w:t>૨:૧૭</w:t>
-        </w:r>
-      </w:hyperlink>
+      <w:r>
+        <w:rPr>
+          <w:lang w:val="gu_IN" w:bidi="gu_IN"/>
+        </w:rPr>
+        <w:t>૨:૧૭</w:t>
+      </w:r>
       <w:r>
         <w:rPr>
           <w:lang w:val="gu_IN" w:bidi="gu_IN"/>
@@ -29195,18 +29117,12 @@
         </w:rPr>
         <w:t xml:space="preserve">શબ્દસમૂહ ખાસ કરીને </w:t>
       </w:r>
-      <w:hyperlink r:id="rId22">
-        <w:r>
-          <w:rPr>
-            <w:lang w:val="gu_IN" w:bidi="gu_IN"/>
-          </w:rPr>
-          <w:rPr>
-            <w:color w:val="0000EE"/>
-            <w:u w:val="single"/>
-          </w:rPr>
-          <w:t>૩:૫–૬</w:t>
-        </w:r>
-      </w:hyperlink>
+      <w:r>
+        <w:rPr>
+          <w:lang w:val="gu_IN" w:bidi="gu_IN"/>
+        </w:rPr>
+        <w:t>૩:૫–૬</w:t>
+      </w:r>
       <w:r>
         <w:rPr>
           <w:lang w:val="gu_IN" w:bidi="gu_IN"/>
@@ -45594,18 +45510,12 @@
         </w:rPr>
         <w:t xml:space="preserve">એક પુરુષનું નામ છે. </w:t>
       </w:r>
-      <w:hyperlink r:id="rId23">
-        <w:r>
-          <w:rPr>
-            <w:lang w:val="gu_IN" w:bidi="gu_IN"/>
-          </w:rPr>
-          <w:rPr>
-            <w:color w:val="0000EE"/>
-            <w:u w:val="single"/>
-          </w:rPr>
-          <w:t>ફિલીપ્પી ૨:૨૫</w:t>
-        </w:r>
-      </w:hyperlink>
+      <w:r>
+        <w:rPr>
+          <w:lang w:val="gu_IN" w:bidi="gu_IN"/>
+        </w:rPr>
+        <w:t>ફિલીપ્પી ૨:૨૫</w:t>
+      </w:r>
       <w:r>
         <w:rPr>
           <w:lang w:val="gu_IN" w:bidi="gu_IN"/>

--- a/guj/docx/50.content.docx
+++ b/guj/docx/50.content.docx
@@ -936,6 +936,101 @@
         <w:rPr>
           <w:lang w:val="gu_IN" w:bidi="gu_IN"/>
         </w:rPr>
+        <w:t>ફિલિપ્પીઓને પાઉલ પ્રેરીતનો પત્ર 1:1 (#1)</w:t>
+      </w:r>
+      <w:r>
+        <w:rPr>
+          <w:lang w:val="gu_IN" w:bidi="gu_IN"/>
+        </w:rPr>
+      </w:r>
+    </w:p>
+    <w:p>
+      <w:pPr/>
+      <w:r>
+        <w:rPr>
+          <w:lang w:val="gu_IN" w:bidi="gu_IN"/>
+        </w:rPr>
+      </w:r>
+      <w:r>
+        <w:rPr>
+          <w:b/>
+          <w:lang w:val="gu_IN" w:bidi="gu_IN"/>
+        </w:rPr>
+        <w:t>"અને &amp; પાઉલ &amp; તિમોથી"</w:t>
+      </w:r>
+    </w:p>
+    <w:p>
+      <w:pPr/>
+      <w:r>
+        <w:rPr>
+          <w:lang w:val="gu_IN" w:bidi="gu_IN"/>
+        </w:rPr>
+      </w:r>
+      <w:r>
+        <w:rPr>
+          <w:b/>
+          <w:lang w:val="gu_IN" w:bidi="gu_IN"/>
+        </w:rPr>
+        <w:t>પાઉલ</w:t>
+      </w:r>
+      <w:r>
+        <w:rPr>
+          <w:lang w:val="gu_IN" w:bidi="gu_IN"/>
+        </w:rPr>
+        <w:t xml:space="preserve"> અને </w:t>
+      </w:r>
+      <w:r>
+        <w:rPr>
+          <w:b/>
+          <w:lang w:val="gu_IN" w:bidi="gu_IN"/>
+        </w:rPr>
+        <w:t>તિમોથી</w:t>
+      </w:r>
+      <w:r>
+        <w:rPr>
+          <w:lang w:val="gu_IN" w:bidi="gu_IN"/>
+        </w:rPr>
+        <w:t xml:space="preserve"> એ પુરુષોનાં નામો છે. (જુઓ: </w:t>
+      </w:r>
+      <w:r>
+        <w:rPr>
+          <w:lang w:val="gu_IN" w:bidi="gu_IN"/>
+        </w:rPr>
+        <w:t>નામોનો અનુવાદ કેવી રીતે કરવો</w:t>
+      </w:r>
+      <w:r>
+        <w:rPr>
+          <w:lang w:val="gu_IN" w:bidi="gu_IN"/>
+        </w:rPr>
+        <w:t>)</w:t>
+      </w:r>
+      <w:r>
+        <w:rPr>
+          <w:lang w:val="gu_IN" w:bidi="gu_IN"/>
+        </w:rPr>
+      </w:r>
+      <w:r>
+        <w:rPr>
+          <w:lang w:val="gu_IN" w:bidi="gu_IN"/>
+        </w:rPr>
+      </w:r>
+    </w:p>
+    <w:p>
+      <w:pPr/>
+      <w:r>
+        <w:rPr>
+          <w:lang w:val="gu_IN" w:bidi="gu_IN"/>
+        </w:rPr>
+      </w:r>
+    </w:p>
+    <w:p>
+      <w:pPr>
+        <w:pStyle w:val="Heading2"/>
+      </w:pPr>
+      <w:r>
+        <w:rPr>
+          <w:lang w:val="gu_IN" w:bidi="gu_IN"/>
+        </w:rPr>
         <w:t>ફિલિપ્પીઓને પાઉલ પ્રેરીતનો પત્ર 1:2 (#1)</w:t>
       </w:r>
       <w:r>
@@ -22606,6 +22701,88 @@
           <w:lang w:val="gu_IN" w:bidi="gu_IN"/>
         </w:rPr>
         <w:t>﻿﻿﻿અમૂર્ત નામો</w:t>
+      </w:r>
+      <w:r>
+        <w:rPr>
+          <w:lang w:val="gu_IN" w:bidi="gu_IN"/>
+        </w:rPr>
+        <w:t>)</w:t>
+      </w:r>
+      <w:r>
+        <w:rPr>
+          <w:lang w:val="gu_IN" w:bidi="gu_IN"/>
+        </w:rPr>
+      </w:r>
+      <w:r>
+        <w:rPr>
+          <w:lang w:val="gu_IN" w:bidi="gu_IN"/>
+        </w:rPr>
+      </w:r>
+    </w:p>
+    <w:p>
+      <w:pPr/>
+      <w:r>
+        <w:rPr>
+          <w:lang w:val="gu_IN" w:bidi="gu_IN"/>
+        </w:rPr>
+      </w:r>
+    </w:p>
+    <w:p>
+      <w:pPr>
+        <w:pStyle w:val="Heading2"/>
+      </w:pPr>
+      <w:r>
+        <w:rPr>
+          <w:lang w:val="gu_IN" w:bidi="gu_IN"/>
+        </w:rPr>
+        <w:t>ફિલિપ્પીઓને પાઉલ પ્રેરીતનો પત્ર 2:19 (#2)</w:t>
+      </w:r>
+      <w:r>
+        <w:rPr>
+          <w:lang w:val="gu_IN" w:bidi="gu_IN"/>
+        </w:rPr>
+      </w:r>
+    </w:p>
+    <w:p>
+      <w:pPr/>
+      <w:r>
+        <w:rPr>
+          <w:lang w:val="gu_IN" w:bidi="gu_IN"/>
+        </w:rPr>
+      </w:r>
+      <w:r>
+        <w:rPr>
+          <w:b/>
+          <w:lang w:val="gu_IN" w:bidi="gu_IN"/>
+        </w:rPr>
+        <w:t>"તિમોથીને"</w:t>
+      </w:r>
+    </w:p>
+    <w:p>
+      <w:pPr/>
+      <w:r>
+        <w:rPr>
+          <w:lang w:val="gu_IN" w:bidi="gu_IN"/>
+        </w:rPr>
+      </w:r>
+      <w:r>
+        <w:rPr>
+          <w:b/>
+          <w:lang w:val="gu_IN" w:bidi="gu_IN"/>
+        </w:rPr>
+        <w:t>તિમોથી</w:t>
+      </w:r>
+      <w:r>
+        <w:rPr>
+          <w:lang w:val="gu_IN" w:bidi="gu_IN"/>
+        </w:rPr>
+        <w:t xml:space="preserve">એક પુરુષનું નામ છે. (જુઓ: </w:t>
+      </w:r>
+      <w:r>
+        <w:rPr>
+          <w:lang w:val="gu_IN" w:bidi="gu_IN"/>
+        </w:rPr>
+        <w:t>નામોનો અનુવાદ કેવી રીતે કરવો</w:t>
       </w:r>
       <w:r>
         <w:rPr>
